--- a/Report/Perch_figures/Holmön_Mohns_rho_Z.docx
+++ b/Report/Perch_figures/Holmön_Mohns_rho_Z.docx
@@ -240,7 +240,7 @@
                 <w:szCs w:val="22"/>
                 <w:color w:val="000000"/>
               </w:rPr>
-              <w:t xml:space="preserve">-0.02907</w:t>
+              <w:t xml:space="preserve">0.20499</w:t>
             </w:r>
           </w:p>
         </w:tc>
@@ -352,7 +352,7 @@
                 <w:szCs w:val="22"/>
                 <w:color w:val="000000"/>
               </w:rPr>
-              <w:t xml:space="preserve">0.40554</w:t>
+              <w:t xml:space="preserve">-0.07508</w:t>
             </w:r>
           </w:p>
         </w:tc>
@@ -464,14 +464,14 @@
                 <w:szCs w:val="22"/>
                 <w:color w:val="000000"/>
               </w:rPr>
-              <w:t xml:space="preserve">0.20124</w:t>
+              <w:t xml:space="preserve">-0.12297</w:t>
             </w:r>
           </w:p>
         </w:tc>
       </w:tr>
       <w:tr>
         <w:trPr>
-          <w:trHeight w:val="572" w:hRule="auto"/>
+          <w:trHeight w:val="571" w:hRule="auto"/>
         </w:trPr>
         body4
         <w:tc>
@@ -576,7 +576,7 @@
                 <w:szCs w:val="22"/>
                 <w:color w:val="000000"/>
               </w:rPr>
-              <w:t xml:space="preserve">-0.06375</w:t>
+              <w:t xml:space="preserve">-0.05679</w:t>
             </w:r>
           </w:p>
         </w:tc>
@@ -688,7 +688,7 @@
                 <w:szCs w:val="22"/>
                 <w:color w:val="000000"/>
               </w:rPr>
-              <w:t xml:space="preserve">0.04594</w:t>
+              <w:t xml:space="preserve">0.08944</w:t>
             </w:r>
           </w:p>
         </w:tc>
@@ -800,7 +800,7 @@
                 <w:szCs w:val="22"/>
                 <w:color w:val="000000"/>
               </w:rPr>
-              <w:t xml:space="preserve">0.04594</w:t>
+              <w:t xml:space="preserve">0.08944</w:t>
             </w:r>
           </w:p>
         </w:tc>
